--- a/发布/版本记录/v5.1升级说明.docx
+++ b/发布/版本记录/v5.1升级说明.docx
@@ -993,7 +993,7 @@
                 <w:b w:val="0"/>
                 <w:sz w:val="17"/>
               </w:rPr>
-              <w:t>台州市区最高价 3.90 下浮约 8%</w:t>
+              <w:t>公开气价上限下浮约 8% 的示例</w:t>
             </w:r>
           </w:p>
         </w:tc>
